--- a/Python-book.docx
+++ b/Python-book.docx
@@ -9055,7 +9055,7 @@
               <a:graphicData uri="http://schemas.openxmlformats.org/drawingml/2006/picture">
                 <pic:pic>
                   <pic:nvPicPr>
-                    <pic:cNvPr descr="Conditional_statements_files\figure-docx\mermaid-figure-1.png" id="59" name="Picture"/>
+                    <pic:cNvPr descr="Conditional_statements_files/figure-docx/mermaid-figure-1.png" id="59" name="Picture"/>
                     <pic:cNvPicPr>
                       <a:picLocks noChangeArrowheads="1" noChangeAspect="1"/>
                     </pic:cNvPicPr>
@@ -9413,7 +9413,7 @@
               <a:graphicData uri="http://schemas.openxmlformats.org/drawingml/2006/picture">
                 <pic:pic>
                   <pic:nvPicPr>
-                    <pic:cNvPr descr="Conditional_statements_files\figure-docx\mermaid-figure-4.png" id="64" name="Picture"/>
+                    <pic:cNvPr descr="Conditional_statements_files/figure-docx/mermaid-figure-4.png" id="64" name="Picture"/>
                     <pic:cNvPicPr>
                       <a:picLocks noChangeArrowheads="1" noChangeAspect="1"/>
                     </pic:cNvPicPr>
@@ -9689,7 +9689,7 @@
               <a:graphicData uri="http://schemas.openxmlformats.org/drawingml/2006/picture">
                 <pic:pic>
                   <pic:nvPicPr>
-                    <pic:cNvPr descr="Conditional_statements_files\figure-docx\mermaid-figure-3.png" id="69" name="Picture"/>
+                    <pic:cNvPr descr="Conditional_statements_files/figure-docx/mermaid-figure-3.png" id="69" name="Picture"/>
                     <pic:cNvPicPr>
                       <a:picLocks noChangeArrowheads="1" noChangeAspect="1"/>
                     </pic:cNvPicPr>
@@ -10125,7 +10125,7 @@
               <a:graphicData uri="http://schemas.openxmlformats.org/drawingml/2006/picture">
                 <pic:pic>
                   <pic:nvPicPr>
-                    <pic:cNvPr descr="Conditional_statements_files\figure-docx\mermaid-figure-2.png" id="74" name="Picture"/>
+                    <pic:cNvPr descr="Conditional_statements_files/figure-docx/mermaid-figure-2.png" id="74" name="Picture"/>
                     <pic:cNvPicPr>
                       <a:picLocks noChangeArrowheads="1" noChangeAspect="1"/>
                     </pic:cNvPicPr>
